--- a/Unnn-Inf/U101-Igt.docx
+++ b/Unnn-Inf/U101-Igt.docx
@@ -7,16 +7,12 @@
         <w:jc w:val="both"/>
         <w:rPr>
           <w:rFonts w:ascii="Gentium" w:hAnsi="Gentium" w:cs="Gentium"/>
-          <w:sz w:val="26"/>
-          <w:szCs w:val="26"/>
         </w:rPr>
       </w:pPr>
       <w:r>
         <w:rPr>
           <w:rFonts w:ascii="Gentium" w:hAnsi="Gentium" w:cs="Gentium"/>
           <w:color w:val="333333"/>
-          <w:sz w:val="26"/>
-          <w:szCs w:val="26"/>
           <w:shd w:val="clear" w:color="auto" w:fill="FFFFFF"/>
         </w:rPr>
         <w:t>Two</w:t>
@@ -25,8 +21,6 @@
         <w:rPr>
           <w:rFonts w:ascii="Gentium" w:hAnsi="Gentium" w:cs="Gentium"/>
           <w:color w:val="333333"/>
-          <w:sz w:val="26"/>
-          <w:szCs w:val="26"/>
           <w:shd w:val="clear" w:color="auto" w:fill="FFFFFF"/>
         </w:rPr>
         <w:t xml:space="preserve"> </w:t>
@@ -35,8 +29,6 @@
         <w:rPr>
           <w:rFonts w:ascii="Gentium" w:hAnsi="Gentium" w:cs="Gentium"/>
           <w:color w:val="333333"/>
-          <w:sz w:val="26"/>
-          <w:szCs w:val="26"/>
           <w:shd w:val="clear" w:color="auto" w:fill="FFFFFF"/>
         </w:rPr>
         <w:t>recensions</w:t>
@@ -45,8 +37,6 @@
         <w:rPr>
           <w:rFonts w:ascii="Gentium" w:hAnsi="Gentium" w:cs="Gentium"/>
           <w:color w:val="333333"/>
-          <w:sz w:val="26"/>
-          <w:szCs w:val="26"/>
           <w:shd w:val="clear" w:color="auto" w:fill="FFFFFF"/>
         </w:rPr>
         <w:t xml:space="preserve"> for the</w:t>
@@ -55,8 +45,6 @@
         <w:rPr>
           <w:rFonts w:ascii="Gentium" w:hAnsi="Gentium" w:cs="Gentium"/>
           <w:color w:val="333333"/>
-          <w:sz w:val="26"/>
-          <w:szCs w:val="26"/>
           <w:shd w:val="clear" w:color="auto" w:fill="FFFFFF"/>
         </w:rPr>
         <w:t xml:space="preserve"> Greek text of the </w:t>
@@ -67,8 +55,6 @@
           <w:i/>
           <w:iCs/>
           <w:color w:val="333333"/>
-          <w:sz w:val="26"/>
-          <w:szCs w:val="26"/>
           <w:shd w:val="clear" w:color="auto" w:fill="FFFFFF"/>
         </w:rPr>
         <w:t>Infancy Gospel of Thomas</w:t>
@@ -77,8 +63,6 @@
         <w:rPr>
           <w:rFonts w:ascii="Gentium" w:hAnsi="Gentium" w:cs="Gentium"/>
           <w:color w:val="333333"/>
-          <w:sz w:val="26"/>
-          <w:szCs w:val="26"/>
           <w:shd w:val="clear" w:color="auto" w:fill="FFFFFF"/>
         </w:rPr>
         <w:t xml:space="preserve"> </w:t>
@@ -87,8 +71,6 @@
         <w:rPr>
           <w:rFonts w:ascii="Gentium" w:hAnsi="Gentium" w:cs="Gentium"/>
           <w:color w:val="333333"/>
-          <w:sz w:val="26"/>
-          <w:szCs w:val="26"/>
           <w:shd w:val="clear" w:color="auto" w:fill="FFFFFF"/>
         </w:rPr>
         <w:t>are</w:t>
@@ -97,8 +79,6 @@
         <w:rPr>
           <w:rFonts w:ascii="Gentium" w:hAnsi="Gentium" w:cs="Gentium"/>
           <w:color w:val="333333"/>
-          <w:sz w:val="26"/>
-          <w:szCs w:val="26"/>
           <w:shd w:val="clear" w:color="auto" w:fill="FFFFFF"/>
         </w:rPr>
         <w:t xml:space="preserve"> </w:t>
@@ -107,8 +87,6 @@
         <w:rPr>
           <w:rFonts w:ascii="Gentium" w:hAnsi="Gentium" w:cs="Gentium"/>
           <w:color w:val="333333"/>
-          <w:sz w:val="26"/>
-          <w:szCs w:val="26"/>
           <w:shd w:val="clear" w:color="auto" w:fill="FFFFFF"/>
         </w:rPr>
         <w:t xml:space="preserve">here </w:t>
@@ -117,8 +95,6 @@
         <w:rPr>
           <w:rFonts w:ascii="Gentium" w:hAnsi="Gentium" w:cs="Gentium"/>
           <w:color w:val="333333"/>
-          <w:sz w:val="26"/>
-          <w:szCs w:val="26"/>
           <w:shd w:val="clear" w:color="auto" w:fill="FFFFFF"/>
         </w:rPr>
         <w:t>presented</w:t>
@@ -127,30 +103,32 @@
         <w:rPr>
           <w:rFonts w:ascii="Gentium" w:hAnsi="Gentium" w:cs="Gentium"/>
           <w:color w:val="333333"/>
-          <w:sz w:val="26"/>
-          <w:szCs w:val="26"/>
           <w:shd w:val="clear" w:color="auto" w:fill="FFFFFF"/>
         </w:rPr>
-        <w:t>, both from Constatine von Tischendorf’s 187</w:t>
+        <w:t>, both from Constatine von Tischendorf’s 18</w:t>
       </w:r>
       <w:r>
         <w:rPr>
           <w:rFonts w:ascii="Gentium" w:hAnsi="Gentium" w:cs="Gentium"/>
           <w:color w:val="333333"/>
-          <w:sz w:val="26"/>
-          <w:szCs w:val="26"/>
           <w:shd w:val="clear" w:color="auto" w:fill="FFFFFF"/>
         </w:rPr>
-        <w:t xml:space="preserve">6 </w:t>
+        <w:t>53</w:t>
       </w:r>
       <w:r>
         <w:rPr>
           <w:rFonts w:ascii="Gentium" w:hAnsi="Gentium" w:cs="Gentium"/>
           <w:color w:val="333333"/>
-          <w:sz w:val="26"/>
-          <w:szCs w:val="26"/>
           <w:shd w:val="clear" w:color="auto" w:fill="FFFFFF"/>
         </w:rPr>
+        <w:t xml:space="preserve"> </w:t>
+      </w:r>
+      <w:r>
+        <w:rPr>
+          <w:rFonts w:ascii="Gentium" w:hAnsi="Gentium" w:cs="Gentium"/>
+          <w:color w:val="333333"/>
+          <w:shd w:val="clear" w:color="auto" w:fill="FFFFFF"/>
+        </w:rPr>
         <w:t>publication, “</w:t>
       </w:r>
       <w:r>
@@ -159,8 +137,6 @@
           <w:i/>
           <w:iCs/>
           <w:color w:val="333333"/>
-          <w:sz w:val="26"/>
-          <w:szCs w:val="26"/>
           <w:shd w:val="clear" w:color="auto" w:fill="FFFFFF"/>
         </w:rPr>
         <w:t>Evangelia Apocrypha</w:t>
@@ -169,8 +145,6 @@
         <w:rPr>
           <w:rFonts w:ascii="Gentium" w:hAnsi="Gentium" w:cs="Gentium"/>
           <w:color w:val="333333"/>
-          <w:sz w:val="26"/>
-          <w:szCs w:val="26"/>
           <w:shd w:val="clear" w:color="auto" w:fill="FFFFFF"/>
         </w:rPr>
         <w:t>.” The text has been extracted from a Google Books image-scan (PDF) using image-to-text conversion software, which is known to introduce errors</w:t>
@@ -179,8 +153,6 @@
         <w:rPr>
           <w:rFonts w:ascii="Gentium" w:hAnsi="Gentium" w:cs="Gentium"/>
           <w:color w:val="333333"/>
-          <w:sz w:val="26"/>
-          <w:szCs w:val="26"/>
           <w:shd w:val="clear" w:color="auto" w:fill="FFFFFF"/>
         </w:rPr>
         <w:t>; many of these have been corrected but formal proof-reading has yet to be carried out – treat the text with caution!</w:t>
@@ -1188,21 +1160,7 @@
           <w:szCs w:val="28"/>
           <w:u w:color="003300"/>
         </w:rPr>
-        <w:t xml:space="preserve">ἀνέκραξε τοῖς στρουθίοις καὶ εἶπεν αὐτοῖς </w:t>
-      </w:r>
-      <w:r>
-        <w:rPr>
-          <w:rFonts w:ascii="Gentium" w:hAnsi="Gentium" w:cs="Gentium"/>
-          <w:i/>
-          <w:iCs/>
-          <w:noProof/>
-          <w:color w:val="800000"/>
-          <w:sz w:val="28"/>
-          <w:szCs w:val="28"/>
-          <w:u w:color="003300"/>
-        </w:rPr>
-        <w:lastRenderedPageBreak/>
-        <w:t>Ὑπάγετε. καὶ πετα</w:t>
+        <w:t>ἀνέκραξε τοῖς στρουθίοις καὶ εἶπεν αὐτοῖς Ὑπάγετε. καὶ πετα</w:t>
       </w:r>
       <w:r>
         <w:rPr>
@@ -1344,6 +1302,7 @@
           <w:szCs w:val="28"/>
           <w:u w:val="single" w:color="003300"/>
         </w:rPr>
+        <w:lastRenderedPageBreak/>
         <w:t>Greek ‘B’</w:t>
       </w:r>
     </w:p>

--- a/Unnn-Inf/U101-Igt.docx
+++ b/Unnn-Inf/U101-Igt.docx
@@ -105,7 +105,23 @@
           <w:color w:val="333333"/>
           <w:shd w:val="clear" w:color="auto" w:fill="FFFFFF"/>
         </w:rPr>
-        <w:t>, both from Constatine von Tischendorf’s 18</w:t>
+        <w:t>, both from Consta</w:t>
+      </w:r>
+      <w:r>
+        <w:rPr>
+          <w:rFonts w:ascii="Gentium" w:hAnsi="Gentium" w:cs="Gentium"/>
+          <w:color w:val="333333"/>
+          <w:shd w:val="clear" w:color="auto" w:fill="FFFFFF"/>
+        </w:rPr>
+        <w:t>n</w:t>
+      </w:r>
+      <w:r>
+        <w:rPr>
+          <w:rFonts w:ascii="Gentium" w:hAnsi="Gentium" w:cs="Gentium"/>
+          <w:color w:val="333333"/>
+          <w:shd w:val="clear" w:color="auto" w:fill="FFFFFF"/>
+        </w:rPr>
+        <w:t>tine von Tischendorf’s 18</w:t>
       </w:r>
       <w:r>
         <w:rPr>
